--- a/por/docx/57.content.docx
+++ b/por/docx/57.content.docx
@@ -231,19 +231,7 @@
         <w:rPr>
           <w:lang w:val="pt_PT" w:bidi="pt_PT"/>
         </w:rPr>
-        <w:t xml:space="preserve">Paulo, um prisioneiro: tradicionalmente, acredita-se que Paulo estava escrevendo da prisão em Roma, mas também é possível que ele estivesse escrevendo anteriormente de Éfeso, que fica muito mais perto da casa de Filemom, em Colossos (veja </w:t>
-      </w:r>
-      <w:r>
-        <w:rPr>
-          <w:lang w:val="pt_PT" w:bidi="pt_PT"/>
-        </w:rPr>
-        <w:t>Introdução ao Livro de Filemom</w:t>
-      </w:r>
-      <w:r>
-        <w:rPr>
-          <w:lang w:val="pt_PT" w:bidi="pt_PT"/>
-        </w:rPr>
-        <w:t>, “Data e Local de Escrita”). • Timóteo era um dos colaboradores mais próximos de Paulo (veja perfil de “</w:t>
+        <w:t>Paulo, um prisioneiro: tradicionalmente, acredita-se que Paulo estava escrevendo da prisão em Roma, mas também é possível que ele estivesse escrevendo anteriormente de Éfeso, que fica muito mais perto da casa de Filemom, em Colossos (veja Introdução ao Livro de Filemom, “Data e Local de Escrita”). • Timóteo era um dos colaboradores mais próximos de Paulo (veja perfil de “</w:t>
       </w:r>
       <w:r>
         <w:rPr>
